--- a/PPTs/Quiz/L2 Quiz.docx
+++ b/PPTs/Quiz/L2 Quiz.docx
@@ -212,21 +212,7 @@
         <w:rPr>
           <w:lang w:val="en-GB"/>
         </w:rPr>
-        <w:t>3. What does the `</w:t>
-      </w:r>
-      <w:proofErr w:type="gramStart"/>
-      <w:r>
-        <w:rPr>
-          <w:lang w:val="en-GB"/>
-        </w:rPr>
-        <w:t>fork(</w:t>
-      </w:r>
-      <w:proofErr w:type="gramEnd"/>
-      <w:r>
-        <w:rPr>
-          <w:lang w:val="en-GB"/>
-        </w:rPr>
-        <w:t>)` system call do?</w:t>
+        <w:t>3. What does the `fork()` system call do?</w:t>
       </w:r>
     </w:p>
     <w:p>
@@ -332,21 +318,921 @@
         <w:rPr>
           <w:lang w:val="en-GB"/>
         </w:rPr>
+        <w:t xml:space="preserve">a) `fork()`  </w:t>
+      </w:r>
+    </w:p>
+    <w:p>
+      <w:pPr>
+        <w:spacing w:after="0"/>
+        <w:rPr>
+          <w:lang w:val="en-GB"/>
+        </w:rPr>
+      </w:pPr>
+      <w:r>
+        <w:rPr>
+          <w:lang w:val="en-GB"/>
+        </w:rPr>
+        <w:t xml:space="preserve">b) `wait()`  </w:t>
+      </w:r>
+    </w:p>
+    <w:p>
+      <w:pPr>
+        <w:spacing w:after="0"/>
+        <w:rPr>
+          <w:lang w:val="en-GB"/>
+        </w:rPr>
+      </w:pPr>
+      <w:r>
+        <w:rPr>
+          <w:lang w:val="en-GB"/>
+        </w:rPr>
+        <w:t xml:space="preserve">c) `exec()`  </w:t>
+      </w:r>
+    </w:p>
+    <w:p>
+      <w:pPr>
+        <w:spacing w:after="0"/>
+        <w:rPr>
+          <w:lang w:val="en-GB"/>
+        </w:rPr>
+      </w:pPr>
+      <w:r>
+        <w:rPr>
+          <w:lang w:val="en-GB"/>
+        </w:rPr>
+        <w:t xml:space="preserve">d) `exit()`  </w:t>
+      </w:r>
+    </w:p>
+    <w:p>
+      <w:pPr>
+        <w:spacing w:after="0"/>
+        <w:rPr>
+          <w:lang w:val="en-GB"/>
+        </w:rPr>
+      </w:pPr>
+      <w:r>
+        <w:rPr>
+          <w:lang w:val="en-GB"/>
+        </w:rPr>
+        <w:t>Answer:</w:t>
+      </w:r>
+    </w:p>
+    <w:p>
+      <w:pPr>
+        <w:spacing w:after="0"/>
+        <w:rPr>
+          <w:lang w:val="en-GB"/>
+        </w:rPr>
+      </w:pPr>
+    </w:p>
+    <w:p>
+      <w:pPr>
+        <w:spacing w:after="0"/>
+        <w:rPr>
+          <w:lang w:val="en-GB"/>
+        </w:rPr>
+      </w:pPr>
+      <w:r>
+        <w:rPr>
+          <w:lang w:val="en-GB"/>
+        </w:rPr>
+        <w:t>5. What is the purpose of the `wait()` system call?</w:t>
+      </w:r>
+    </w:p>
+    <w:p>
+      <w:pPr>
+        <w:spacing w:after="0"/>
+        <w:rPr>
+          <w:lang w:val="en-GB"/>
+        </w:rPr>
+      </w:pPr>
+      <w:r>
+        <w:rPr>
+          <w:lang w:val="en-GB"/>
+        </w:rPr>
+        <w:t xml:space="preserve">a) To create a new process  </w:t>
+      </w:r>
+    </w:p>
+    <w:p>
+      <w:pPr>
+        <w:spacing w:after="0"/>
+        <w:rPr>
+          <w:lang w:val="en-GB"/>
+        </w:rPr>
+      </w:pPr>
+      <w:r>
+        <w:rPr>
+          <w:lang w:val="en-GB"/>
+        </w:rPr>
+        <w:t xml:space="preserve">b) To wait for I/O operations to complete  </w:t>
+      </w:r>
+    </w:p>
+    <w:p>
+      <w:pPr>
+        <w:spacing w:after="0"/>
+        <w:rPr>
+          <w:lang w:val="en-GB"/>
+        </w:rPr>
+      </w:pPr>
+      <w:r>
+        <w:rPr>
+          <w:lang w:val="en-GB"/>
+        </w:rPr>
+        <w:t xml:space="preserve">c) To suspend the parent process until a child process terminates  </w:t>
+      </w:r>
+    </w:p>
+    <w:p>
+      <w:pPr>
+        <w:spacing w:after="0"/>
+        <w:rPr>
+          <w:lang w:val="en-GB"/>
+        </w:rPr>
+      </w:pPr>
+      <w:r>
+        <w:rPr>
+          <w:lang w:val="en-GB"/>
+        </w:rPr>
+        <w:t xml:space="preserve">d) To destroy a process  </w:t>
+      </w:r>
+    </w:p>
+    <w:p>
+      <w:pPr>
+        <w:spacing w:after="0"/>
+        <w:rPr>
+          <w:lang w:val="en-GB"/>
+        </w:rPr>
+      </w:pPr>
+      <w:r>
+        <w:rPr>
+          <w:lang w:val="en-GB"/>
+        </w:rPr>
+        <w:t>Answer:</w:t>
+      </w:r>
+    </w:p>
+    <w:p>
+      <w:pPr>
+        <w:spacing w:after="0"/>
+        <w:rPr>
+          <w:lang w:val="en-GB"/>
+        </w:rPr>
+      </w:pPr>
+    </w:p>
+    <w:p>
+      <w:pPr>
+        <w:spacing w:after="0"/>
+        <w:rPr>
+          <w:lang w:val="en-GB"/>
+        </w:rPr>
+      </w:pPr>
+      <w:r>
+        <w:rPr>
+          <w:lang w:val="en-GB"/>
+        </w:rPr>
+        <w:lastRenderedPageBreak/>
+        <w:t>6. What is stored in the Process Control Block (PCB)?</w:t>
+      </w:r>
+    </w:p>
+    <w:p>
+      <w:pPr>
+        <w:spacing w:after="0"/>
+        <w:rPr>
+          <w:lang w:val="en-GB"/>
+        </w:rPr>
+      </w:pPr>
+      <w:r>
+        <w:rPr>
+          <w:lang w:val="en-GB"/>
+        </w:rPr>
+        <w:t xml:space="preserve">a) Process ID, state, and parent pointer  </w:t>
+      </w:r>
+    </w:p>
+    <w:p>
+      <w:pPr>
+        <w:spacing w:after="0"/>
+        <w:rPr>
+          <w:lang w:val="en-GB"/>
+        </w:rPr>
+      </w:pPr>
+      <w:r>
+        <w:rPr>
+          <w:lang w:val="en-GB"/>
+        </w:rPr>
+        <w:t xml:space="preserve">b) Only the stack pointer and program counter  </w:t>
+      </w:r>
+    </w:p>
+    <w:p>
+      <w:pPr>
+        <w:spacing w:after="0"/>
+        <w:rPr>
+          <w:lang w:val="en-GB"/>
+        </w:rPr>
+      </w:pPr>
+      <w:r>
+        <w:rPr>
+          <w:lang w:val="en-GB"/>
+        </w:rPr>
+        <w:t xml:space="preserve">c) The entire code and data of the process  </w:t>
+      </w:r>
+    </w:p>
+    <w:p>
+      <w:pPr>
+        <w:spacing w:after="0"/>
+        <w:rPr>
+          <w:lang w:val="en-GB"/>
+        </w:rPr>
+      </w:pPr>
+      <w:r>
+        <w:rPr>
+          <w:lang w:val="en-GB"/>
+        </w:rPr>
+        <w:t xml:space="preserve">d) Kernel threads only  </w:t>
+      </w:r>
+    </w:p>
+    <w:p>
+      <w:pPr>
+        <w:spacing w:after="0"/>
+        <w:rPr>
+          <w:lang w:val="en-GB"/>
+        </w:rPr>
+      </w:pPr>
+      <w:r>
+        <w:rPr>
+          <w:lang w:val="en-GB"/>
+        </w:rPr>
+        <w:t>Answer:</w:t>
+      </w:r>
+    </w:p>
+    <w:p>
+      <w:pPr>
+        <w:spacing w:after="0"/>
+        <w:rPr>
+          <w:lang w:val="en-GB"/>
+        </w:rPr>
+      </w:pPr>
+    </w:p>
+    <w:p>
+      <w:pPr>
+        <w:spacing w:after="0"/>
+        <w:rPr>
+          <w:lang w:val="en-GB"/>
+        </w:rPr>
+      </w:pPr>
+      <w:r>
+        <w:rPr>
+          <w:lang w:val="en-GB"/>
+        </w:rPr>
+        <w:t>7. In which state is a process when it is waiting for an I/O operation to complete?</w:t>
+      </w:r>
+    </w:p>
+    <w:p>
+      <w:pPr>
+        <w:spacing w:after="0"/>
+        <w:rPr>
+          <w:lang w:val="en-GB"/>
+        </w:rPr>
+      </w:pPr>
+      <w:r>
+        <w:rPr>
+          <w:lang w:val="en-GB"/>
+        </w:rPr>
+        <w:t xml:space="preserve">a) READY  </w:t>
+      </w:r>
+    </w:p>
+    <w:p>
+      <w:pPr>
+        <w:spacing w:after="0"/>
+        <w:rPr>
+          <w:lang w:val="en-GB"/>
+        </w:rPr>
+      </w:pPr>
+      <w:r>
+        <w:rPr>
+          <w:lang w:val="en-GB"/>
+        </w:rPr>
+        <w:t xml:space="preserve">b) RUNNING  </w:t>
+      </w:r>
+    </w:p>
+    <w:p>
+      <w:pPr>
+        <w:spacing w:after="0"/>
+        <w:rPr>
+          <w:lang w:val="en-GB"/>
+        </w:rPr>
+      </w:pPr>
+      <w:r>
+        <w:rPr>
+          <w:lang w:val="en-GB"/>
+        </w:rPr>
+        <w:t xml:space="preserve">c) BLOCKED  </w:t>
+      </w:r>
+    </w:p>
+    <w:p>
+      <w:pPr>
+        <w:spacing w:after="0"/>
+        <w:rPr>
+          <w:lang w:val="en-GB"/>
+        </w:rPr>
+      </w:pPr>
+      <w:r>
+        <w:rPr>
+          <w:lang w:val="en-GB"/>
+        </w:rPr>
+        <w:t xml:space="preserve">d) TERMINATED  </w:t>
+      </w:r>
+    </w:p>
+    <w:p>
+      <w:pPr>
+        <w:spacing w:after="0"/>
+        <w:rPr>
+          <w:lang w:val="en-GB"/>
+        </w:rPr>
+      </w:pPr>
+      <w:r>
+        <w:rPr>
+          <w:lang w:val="en-GB"/>
+        </w:rPr>
+        <w:t>Answer:</w:t>
+      </w:r>
+    </w:p>
+    <w:p>
+      <w:pPr>
+        <w:spacing w:after="0"/>
+        <w:rPr>
+          <w:lang w:val="en-GB"/>
+        </w:rPr>
+      </w:pPr>
+    </w:p>
+    <w:p>
+      <w:pPr>
+        <w:spacing w:after="0"/>
+        <w:rPr>
+          <w:lang w:val="en-GB"/>
+        </w:rPr>
+      </w:pPr>
+      <w:r>
+        <w:rPr>
+          <w:lang w:val="en-GB"/>
+        </w:rPr>
+        <w:t>8. What does the `</w:t>
+      </w:r>
+      <w:proofErr w:type="spellStart"/>
+      <w:r>
+        <w:rPr>
+          <w:lang w:val="en-GB"/>
+        </w:rPr>
+        <w:t>execvp</w:t>
+      </w:r>
+      <w:proofErr w:type="spellEnd"/>
+      <w:r>
+        <w:rPr>
+          <w:lang w:val="en-GB"/>
+        </w:rPr>
+        <w:t>()` function do?</w:t>
+      </w:r>
+    </w:p>
+    <w:p>
+      <w:pPr>
+        <w:spacing w:after="0"/>
+        <w:rPr>
+          <w:lang w:val="en-GB"/>
+        </w:rPr>
+      </w:pPr>
+      <w:r>
+        <w:rPr>
+          <w:lang w:val="en-GB"/>
+        </w:rPr>
+        <w:t xml:space="preserve">a) Creates a new thread in user space  </w:t>
+      </w:r>
+    </w:p>
+    <w:p>
+      <w:pPr>
+        <w:spacing w:after="0"/>
+        <w:rPr>
+          <w:lang w:val="en-GB"/>
+        </w:rPr>
+      </w:pPr>
+      <w:r>
+        <w:rPr>
+          <w:lang w:val="en-GB"/>
+        </w:rPr>
+        <w:t xml:space="preserve">b) Executes a program specified by its path and arguments array  </w:t>
+      </w:r>
+    </w:p>
+    <w:p>
+      <w:pPr>
+        <w:spacing w:after="0"/>
+        <w:rPr>
+          <w:lang w:val="en-GB"/>
+        </w:rPr>
+      </w:pPr>
+      <w:r>
+        <w:rPr>
+          <w:lang w:val="en-GB"/>
+        </w:rPr>
+        <w:t xml:space="preserve">c) Waits for child processes to terminate  </w:t>
+      </w:r>
+    </w:p>
+    <w:p>
+      <w:pPr>
+        <w:spacing w:after="0"/>
+        <w:rPr>
+          <w:lang w:val="en-GB"/>
+        </w:rPr>
+      </w:pPr>
+      <w:r>
+        <w:rPr>
+          <w:lang w:val="en-GB"/>
+        </w:rPr>
+        <w:t xml:space="preserve">d) Suspends a thread  </w:t>
+      </w:r>
+    </w:p>
+    <w:p>
+      <w:pPr>
+        <w:spacing w:after="0"/>
+        <w:rPr>
+          <w:lang w:val="en-GB"/>
+        </w:rPr>
+      </w:pPr>
+      <w:r>
+        <w:rPr>
+          <w:lang w:val="en-GB"/>
+        </w:rPr>
+        <w:t>Answer:</w:t>
+      </w:r>
+    </w:p>
+    <w:p>
+      <w:pPr>
+        <w:spacing w:after="0"/>
+        <w:rPr>
+          <w:lang w:val="en-GB"/>
+        </w:rPr>
+      </w:pPr>
+    </w:p>
+    <w:p>
+      <w:pPr>
+        <w:spacing w:after="0"/>
+        <w:rPr>
+          <w:lang w:val="en-GB"/>
+        </w:rPr>
+      </w:pPr>
+      <w:r>
+        <w:rPr>
+          <w:lang w:val="en-GB"/>
+        </w:rPr>
+        <w:t>9. What is the difference between `wait()` and `</w:t>
+      </w:r>
+      <w:proofErr w:type="spellStart"/>
+      <w:r>
+        <w:rPr>
+          <w:lang w:val="en-GB"/>
+        </w:rPr>
+        <w:t>waitpid</w:t>
+      </w:r>
+      <w:proofErr w:type="spellEnd"/>
+      <w:r>
+        <w:rPr>
+          <w:lang w:val="en-GB"/>
+        </w:rPr>
+        <w:t>()`?</w:t>
+      </w:r>
+    </w:p>
+    <w:p>
+      <w:pPr>
+        <w:spacing w:after="0"/>
+        <w:rPr>
+          <w:lang w:val="en-GB"/>
+        </w:rPr>
+      </w:pPr>
+      <w:r>
+        <w:rPr>
+          <w:lang w:val="en-GB"/>
+        </w:rPr>
         <w:t>a) `</w:t>
       </w:r>
-      <w:proofErr w:type="gramStart"/>
-      <w:r>
-        <w:rPr>
-          <w:lang w:val="en-GB"/>
-        </w:rPr>
-        <w:t>fork(</w:t>
-      </w:r>
-      <w:proofErr w:type="gramEnd"/>
-      <w:r>
-        <w:rPr>
-          <w:lang w:val="en-GB"/>
-        </w:rPr>
-        <w:t xml:space="preserve">)`  </w:t>
+      <w:proofErr w:type="spellStart"/>
+      <w:r>
+        <w:rPr>
+          <w:lang w:val="en-GB"/>
+        </w:rPr>
+        <w:t>waitpid</w:t>
+      </w:r>
+      <w:proofErr w:type="spellEnd"/>
+      <w:r>
+        <w:rPr>
+          <w:lang w:val="en-GB"/>
+        </w:rPr>
+        <w:t xml:space="preserve">()` allows specifying which child process to wait for, while `wait()` does not.  </w:t>
+      </w:r>
+    </w:p>
+    <w:p>
+      <w:pPr>
+        <w:spacing w:after="0"/>
+        <w:rPr>
+          <w:lang w:val="en-GB"/>
+        </w:rPr>
+      </w:pPr>
+      <w:r>
+        <w:rPr>
+          <w:lang w:val="en-GB"/>
+        </w:rPr>
+        <w:t>b) `wait()` waits for all processes, while `</w:t>
+      </w:r>
+      <w:proofErr w:type="spellStart"/>
+      <w:r>
+        <w:rPr>
+          <w:lang w:val="en-GB"/>
+        </w:rPr>
+        <w:t>waitpid</w:t>
+      </w:r>
+      <w:proofErr w:type="spellEnd"/>
+      <w:r>
+        <w:rPr>
+          <w:lang w:val="en-GB"/>
+        </w:rPr>
+        <w:t xml:space="preserve">()` waits only for threads.  </w:t>
+      </w:r>
+    </w:p>
+    <w:p>
+      <w:pPr>
+        <w:spacing w:after="0"/>
+        <w:rPr>
+          <w:lang w:val="en-GB"/>
+        </w:rPr>
+      </w:pPr>
+      <w:r>
+        <w:rPr>
+          <w:lang w:val="en-GB"/>
+        </w:rPr>
+        <w:t xml:space="preserve">c) Both are identical in functionality.  </w:t>
+      </w:r>
+    </w:p>
+    <w:p>
+      <w:pPr>
+        <w:spacing w:after="0"/>
+        <w:rPr>
+          <w:lang w:val="en-GB"/>
+        </w:rPr>
+      </w:pPr>
+      <w:r>
+        <w:rPr>
+          <w:lang w:val="en-GB"/>
+        </w:rPr>
+        <w:t>d) `</w:t>
+      </w:r>
+      <w:proofErr w:type="spellStart"/>
+      <w:r>
+        <w:rPr>
+          <w:lang w:val="en-GB"/>
+        </w:rPr>
+        <w:t>waitpid</w:t>
+      </w:r>
+      <w:proofErr w:type="spellEnd"/>
+      <w:r>
+        <w:rPr>
+          <w:lang w:val="en-GB"/>
+        </w:rPr>
+        <w:t xml:space="preserve">()` suspends processes, while `wait()` terminates them.  </w:t>
+      </w:r>
+    </w:p>
+    <w:p>
+      <w:pPr>
+        <w:spacing w:after="0"/>
+        <w:rPr>
+          <w:lang w:val="en-GB"/>
+        </w:rPr>
+      </w:pPr>
+      <w:r>
+        <w:rPr>
+          <w:lang w:val="en-GB"/>
+        </w:rPr>
+        <w:t>Answer:</w:t>
+      </w:r>
+    </w:p>
+    <w:p>
+      <w:pPr>
+        <w:spacing w:after="0"/>
+        <w:rPr>
+          <w:lang w:val="en-GB"/>
+        </w:rPr>
+      </w:pPr>
+    </w:p>
+    <w:p>
+      <w:pPr>
+        <w:spacing w:after="0"/>
+        <w:rPr>
+          <w:lang w:val="en-GB"/>
+        </w:rPr>
+      </w:pPr>
+      <w:r>
+        <w:rPr>
+          <w:lang w:val="en-GB"/>
+        </w:rPr>
+        <w:t>10. What is the primary advantage of threads over processes?</w:t>
+      </w:r>
+    </w:p>
+    <w:p>
+      <w:pPr>
+        <w:spacing w:after="0"/>
+        <w:rPr>
+          <w:lang w:val="en-GB"/>
+        </w:rPr>
+      </w:pPr>
+      <w:r>
+        <w:rPr>
+          <w:lang w:val="en-GB"/>
+        </w:rPr>
+        <w:t xml:space="preserve">a) Threads have separate address spaces.  </w:t>
+      </w:r>
+    </w:p>
+    <w:p>
+      <w:pPr>
+        <w:spacing w:after="0"/>
+        <w:rPr>
+          <w:lang w:val="en-GB"/>
+        </w:rPr>
+      </w:pPr>
+      <w:r>
+        <w:rPr>
+          <w:lang w:val="en-GB"/>
+        </w:rPr>
+        <w:t xml:space="preserve">b) Threads are cheaper to create and manage than processes.  </w:t>
+      </w:r>
+    </w:p>
+    <w:p>
+      <w:pPr>
+        <w:spacing w:after="0"/>
+        <w:rPr>
+          <w:lang w:val="en-GB"/>
+        </w:rPr>
+      </w:pPr>
+      <w:r>
+        <w:rPr>
+          <w:lang w:val="en-GB"/>
+        </w:rPr>
+        <w:t xml:space="preserve">c) Threads cannot share resources like processes can.  </w:t>
+      </w:r>
+    </w:p>
+    <w:p>
+      <w:pPr>
+        <w:spacing w:after="0"/>
+        <w:rPr>
+          <w:lang w:val="en-GB"/>
+        </w:rPr>
+      </w:pPr>
+      <w:r>
+        <w:rPr>
+          <w:lang w:val="en-GB"/>
+        </w:rPr>
+        <w:t xml:space="preserve">d) Threads only exist in kernel mode.  </w:t>
+      </w:r>
+    </w:p>
+    <w:p>
+      <w:pPr>
+        <w:spacing w:after="0"/>
+        <w:rPr>
+          <w:lang w:val="en-GB"/>
+        </w:rPr>
+      </w:pPr>
+      <w:r>
+        <w:rPr>
+          <w:lang w:val="en-GB"/>
+        </w:rPr>
+        <w:t>Answer:</w:t>
+      </w:r>
+    </w:p>
+    <w:p>
+      <w:pPr>
+        <w:spacing w:after="0"/>
+        <w:rPr>
+          <w:lang w:val="en-GB"/>
+        </w:rPr>
+      </w:pPr>
+    </w:p>
+    <w:p>
+      <w:pPr>
+        <w:spacing w:after="0"/>
+        <w:rPr>
+          <w:lang w:val="en-GB"/>
+        </w:rPr>
+      </w:pPr>
+      <w:r>
+        <w:rPr>
+          <w:lang w:val="en-GB"/>
+        </w:rPr>
+        <w:t>11. What does multithreading allow in modern operating systems?</w:t>
+      </w:r>
+    </w:p>
+    <w:p>
+      <w:pPr>
+        <w:spacing w:after="0"/>
+        <w:rPr>
+          <w:lang w:val="en-GB"/>
+        </w:rPr>
+      </w:pPr>
+      <w:r>
+        <w:rPr>
+          <w:lang w:val="en-GB"/>
+        </w:rPr>
+        <w:t xml:space="preserve">a) Multiple address spaces per thread  </w:t>
+      </w:r>
+    </w:p>
+    <w:p>
+      <w:pPr>
+        <w:spacing w:after="0"/>
+        <w:rPr>
+          <w:lang w:val="en-GB"/>
+        </w:rPr>
+      </w:pPr>
+      <w:r>
+        <w:rPr>
+          <w:lang w:val="en-GB"/>
+        </w:rPr>
+        <w:lastRenderedPageBreak/>
+        <w:t xml:space="preserve">b) Concurrent execution within the same address space  </w:t>
+      </w:r>
+    </w:p>
+    <w:p>
+      <w:pPr>
+        <w:spacing w:after="0"/>
+        <w:rPr>
+          <w:lang w:val="en-GB"/>
+        </w:rPr>
+      </w:pPr>
+      <w:r>
+        <w:rPr>
+          <w:lang w:val="en-GB"/>
+        </w:rPr>
+        <w:t xml:space="preserve">c) Execution of only one thread at any time in a system  </w:t>
+      </w:r>
+    </w:p>
+    <w:p>
+      <w:pPr>
+        <w:spacing w:after="0"/>
+        <w:rPr>
+          <w:lang w:val="en-GB"/>
+        </w:rPr>
+      </w:pPr>
+      <w:r>
+        <w:rPr>
+          <w:lang w:val="en-GB"/>
+        </w:rPr>
+        <w:t xml:space="preserve">d) Elimination of kernel threads  </w:t>
+      </w:r>
+    </w:p>
+    <w:p>
+      <w:pPr>
+        <w:spacing w:after="0"/>
+        <w:rPr>
+          <w:lang w:val="en-GB"/>
+        </w:rPr>
+      </w:pPr>
+      <w:r>
+        <w:rPr>
+          <w:lang w:val="en-GB"/>
+        </w:rPr>
+        <w:t>Answer:</w:t>
+      </w:r>
+    </w:p>
+    <w:p>
+      <w:pPr>
+        <w:spacing w:after="0"/>
+        <w:rPr>
+          <w:lang w:val="en-GB"/>
+        </w:rPr>
+      </w:pPr>
+    </w:p>
+    <w:p>
+      <w:pPr>
+        <w:spacing w:after="0"/>
+        <w:rPr>
+          <w:lang w:val="en-GB"/>
+        </w:rPr>
+      </w:pPr>
+      <w:r>
+        <w:rPr>
+          <w:lang w:val="en-GB"/>
+        </w:rPr>
+        <w:t>12. Which type of thread is managed entirely by user-level libraries?</w:t>
+      </w:r>
+    </w:p>
+    <w:p>
+      <w:pPr>
+        <w:spacing w:after="0"/>
+        <w:rPr>
+          <w:lang w:val="en-GB"/>
+        </w:rPr>
+      </w:pPr>
+      <w:r>
+        <w:rPr>
+          <w:lang w:val="en-GB"/>
+        </w:rPr>
+        <w:t xml:space="preserve">a) Kernel threads  </w:t>
+      </w:r>
+    </w:p>
+    <w:p>
+      <w:pPr>
+        <w:spacing w:after="0"/>
+        <w:rPr>
+          <w:lang w:val="en-GB"/>
+        </w:rPr>
+      </w:pPr>
+      <w:r>
+        <w:rPr>
+          <w:lang w:val="en-GB"/>
+        </w:rPr>
+        <w:t xml:space="preserve">b) User-level threads  </w:t>
+      </w:r>
+    </w:p>
+    <w:p>
+      <w:pPr>
+        <w:spacing w:after="0"/>
+        <w:rPr>
+          <w:lang w:val="en-GB"/>
+        </w:rPr>
+      </w:pPr>
+      <w:r>
+        <w:rPr>
+          <w:lang w:val="en-GB"/>
+        </w:rPr>
+        <w:t xml:space="preserve">c) System threads  </w:t>
+      </w:r>
+    </w:p>
+    <w:p>
+      <w:pPr>
+        <w:spacing w:after="0"/>
+        <w:rPr>
+          <w:lang w:val="en-GB"/>
+        </w:rPr>
+      </w:pPr>
+      <w:r>
+        <w:rPr>
+          <w:lang w:val="en-GB"/>
+        </w:rPr>
+        <w:t xml:space="preserve">d) Lightweight kernel threads  </w:t>
+      </w:r>
+    </w:p>
+    <w:p>
+      <w:pPr>
+        <w:spacing w:after="0"/>
+        <w:rPr>
+          <w:lang w:val="en-GB"/>
+        </w:rPr>
+      </w:pPr>
+      <w:r>
+        <w:rPr>
+          <w:lang w:val="en-GB"/>
+        </w:rPr>
+        <w:t>Answer:</w:t>
+      </w:r>
+    </w:p>
+    <w:p>
+      <w:pPr>
+        <w:spacing w:after="0"/>
+        <w:rPr>
+          <w:lang w:val="en-GB"/>
+        </w:rPr>
+      </w:pPr>
+    </w:p>
+    <w:p>
+      <w:pPr>
+        <w:spacing w:after="0"/>
+        <w:rPr>
+          <w:lang w:val="en-GB"/>
+        </w:rPr>
+      </w:pPr>
+      <w:r>
+        <w:rPr>
+          <w:lang w:val="en-GB"/>
+        </w:rPr>
+        <w:t>13. Which API function creates a new thread in POSIX systems?</w:t>
+      </w:r>
+    </w:p>
+    <w:p>
+      <w:pPr>
+        <w:spacing w:after="0"/>
+        <w:rPr>
+          <w:lang w:val="en-GB"/>
+        </w:rPr>
+      </w:pPr>
+      <w:r>
+        <w:rPr>
+          <w:lang w:val="en-GB"/>
+        </w:rPr>
+        <w:t>a) `</w:t>
+      </w:r>
+      <w:proofErr w:type="spellStart"/>
+      <w:r>
+        <w:rPr>
+          <w:lang w:val="en-GB"/>
+        </w:rPr>
+        <w:t>pthread_exit</w:t>
+      </w:r>
+      <w:proofErr w:type="spellEnd"/>
+      <w:r>
+        <w:rPr>
+          <w:lang w:val="en-GB"/>
+        </w:rPr>
+        <w:t xml:space="preserve">()`  </w:t>
       </w:r>
     </w:p>
     <w:p>
@@ -362,19 +1248,19 @@
         </w:rPr>
         <w:t>b) `</w:t>
       </w:r>
-      <w:proofErr w:type="gramStart"/>
-      <w:r>
-        <w:rPr>
-          <w:lang w:val="en-GB"/>
-        </w:rPr>
-        <w:t>wait(</w:t>
-      </w:r>
-      <w:proofErr w:type="gramEnd"/>
-      <w:r>
-        <w:rPr>
-          <w:lang w:val="en-GB"/>
-        </w:rPr>
-        <w:t xml:space="preserve">)`  </w:t>
+      <w:proofErr w:type="spellStart"/>
+      <w:r>
+        <w:rPr>
+          <w:lang w:val="en-GB"/>
+        </w:rPr>
+        <w:t>pthread_create</w:t>
+      </w:r>
+      <w:proofErr w:type="spellEnd"/>
+      <w:r>
+        <w:rPr>
+          <w:lang w:val="en-GB"/>
+        </w:rPr>
+        <w:t xml:space="preserve">()`  </w:t>
       </w:r>
     </w:p>
     <w:p>
@@ -390,19 +1276,19 @@
         </w:rPr>
         <w:t>c) `</w:t>
       </w:r>
-      <w:proofErr w:type="gramStart"/>
-      <w:r>
-        <w:rPr>
-          <w:lang w:val="en-GB"/>
-        </w:rPr>
-        <w:t>exec(</w:t>
-      </w:r>
-      <w:proofErr w:type="gramEnd"/>
-      <w:r>
-        <w:rPr>
-          <w:lang w:val="en-GB"/>
-        </w:rPr>
-        <w:t xml:space="preserve">)`  </w:t>
+      <w:proofErr w:type="spellStart"/>
+      <w:r>
+        <w:rPr>
+          <w:lang w:val="en-GB"/>
+        </w:rPr>
+        <w:t>pthread_wait</w:t>
+      </w:r>
+      <w:proofErr w:type="spellEnd"/>
+      <w:r>
+        <w:rPr>
+          <w:lang w:val="en-GB"/>
+        </w:rPr>
+        <w:t xml:space="preserve">()`  </w:t>
       </w:r>
     </w:p>
     <w:p>
@@ -418,19 +1304,19 @@
         </w:rPr>
         <w:t>d) `</w:t>
       </w:r>
-      <w:proofErr w:type="gramStart"/>
-      <w:r>
-        <w:rPr>
-          <w:lang w:val="en-GB"/>
-        </w:rPr>
-        <w:t>exit(</w:t>
-      </w:r>
-      <w:proofErr w:type="gramEnd"/>
-      <w:r>
-        <w:rPr>
-          <w:lang w:val="en-GB"/>
-        </w:rPr>
-        <w:t xml:space="preserve">)`  </w:t>
+      <w:proofErr w:type="spellStart"/>
+      <w:r>
+        <w:rPr>
+          <w:lang w:val="en-GB"/>
+        </w:rPr>
+        <w:t>pthread_signal</w:t>
+      </w:r>
+      <w:proofErr w:type="spellEnd"/>
+      <w:r>
+        <w:rPr>
+          <w:lang w:val="en-GB"/>
+        </w:rPr>
+        <w:t xml:space="preserve">()`  </w:t>
       </w:r>
     </w:p>
     <w:p>
@@ -466,77 +1352,63 @@
         <w:rPr>
           <w:lang w:val="en-GB"/>
         </w:rPr>
-        <w:t>5. What is the purpose of the `</w:t>
-      </w:r>
-      <w:proofErr w:type="gramStart"/>
-      <w:r>
-        <w:rPr>
-          <w:lang w:val="en-GB"/>
-        </w:rPr>
-        <w:t>wait(</w:t>
-      </w:r>
-      <w:proofErr w:type="gramEnd"/>
-      <w:r>
-        <w:rPr>
-          <w:lang w:val="en-GB"/>
-        </w:rPr>
-        <w:t>)` system call?</w:t>
-      </w:r>
-    </w:p>
-    <w:p>
-      <w:pPr>
-        <w:spacing w:after="0"/>
-        <w:rPr>
-          <w:lang w:val="en-GB"/>
-        </w:rPr>
-      </w:pPr>
-      <w:r>
-        <w:rPr>
-          <w:lang w:val="en-GB"/>
-        </w:rPr>
-        <w:t xml:space="preserve">a) To create a new process  </w:t>
-      </w:r>
-    </w:p>
-    <w:p>
-      <w:pPr>
-        <w:spacing w:after="0"/>
-        <w:rPr>
-          <w:lang w:val="en-GB"/>
-        </w:rPr>
-      </w:pPr>
-      <w:r>
-        <w:rPr>
-          <w:lang w:val="en-GB"/>
-        </w:rPr>
-        <w:t xml:space="preserve">b) To wait for I/O operations to complete  </w:t>
-      </w:r>
-    </w:p>
-    <w:p>
-      <w:pPr>
-        <w:spacing w:after="0"/>
-        <w:rPr>
-          <w:lang w:val="en-GB"/>
-        </w:rPr>
-      </w:pPr>
-      <w:r>
-        <w:rPr>
-          <w:lang w:val="en-GB"/>
-        </w:rPr>
-        <w:t xml:space="preserve">c) To suspend the parent process until a child process terminates  </w:t>
-      </w:r>
-    </w:p>
-    <w:p>
-      <w:pPr>
-        <w:spacing w:after="0"/>
-        <w:rPr>
-          <w:lang w:val="en-GB"/>
-        </w:rPr>
-      </w:pPr>
-      <w:r>
-        <w:rPr>
-          <w:lang w:val="en-GB"/>
-        </w:rPr>
-        <w:t xml:space="preserve">d) To destroy a process  </w:t>
+        <w:t>15. In user-level threading, what manages thread scheduling?</w:t>
+      </w:r>
+    </w:p>
+    <w:p>
+      <w:pPr>
+        <w:spacing w:after="0"/>
+        <w:rPr>
+          <w:lang w:val="en-GB"/>
+        </w:rPr>
+      </w:pPr>
+      <w:r>
+        <w:rPr>
+          <w:lang w:val="en-GB"/>
+        </w:rPr>
+        <w:t xml:space="preserve">a) Operating system kernel   </w:t>
+      </w:r>
+    </w:p>
+    <w:p>
+      <w:pPr>
+        <w:spacing w:after="0"/>
+        <w:rPr>
+          <w:lang w:val="en-GB"/>
+        </w:rPr>
+      </w:pPr>
+      <w:r>
+        <w:rPr>
+          <w:lang w:val="en-GB"/>
+        </w:rPr>
+        <w:t xml:space="preserve">b) User-level thread library   </w:t>
+      </w:r>
+    </w:p>
+    <w:p>
+      <w:pPr>
+        <w:spacing w:after="0"/>
+        <w:rPr>
+          <w:lang w:val="en-GB"/>
+        </w:rPr>
+      </w:pPr>
+      <w:r>
+        <w:rPr>
+          <w:lang w:val="en-GB"/>
+        </w:rPr>
+        <w:t xml:space="preserve">c) Hardware interrupts   </w:t>
+      </w:r>
+    </w:p>
+    <w:p>
+      <w:pPr>
+        <w:spacing w:after="0"/>
+        <w:rPr>
+          <w:lang w:val="en-GB"/>
+        </w:rPr>
+      </w:pPr>
+      <w:r>
+        <w:rPr>
+          <w:lang w:val="en-GB"/>
+        </w:rPr>
+        <w:t xml:space="preserve">d) System calls   </w:t>
       </w:r>
     </w:p>
     <w:p>
@@ -572,49 +1444,127 @@
         <w:rPr>
           <w:lang w:val="en-GB"/>
         </w:rPr>
-        <w:t>6. What is stored in the Process Control Block (PCB)?</w:t>
-      </w:r>
-    </w:p>
-    <w:p>
-      <w:pPr>
-        <w:spacing w:after="0"/>
-        <w:rPr>
-          <w:lang w:val="en-GB"/>
-        </w:rPr>
-      </w:pPr>
-      <w:r>
-        <w:rPr>
-          <w:lang w:val="en-GB"/>
-        </w:rPr>
-        <w:t xml:space="preserve">a) Process ID, state, and parent pointer  </w:t>
-      </w:r>
-    </w:p>
-    <w:p>
-      <w:pPr>
-        <w:spacing w:after="0"/>
-        <w:rPr>
-          <w:lang w:val="en-GB"/>
-        </w:rPr>
-      </w:pPr>
-      <w:r>
-        <w:rPr>
-          <w:lang w:val="en-GB"/>
-        </w:rPr>
-        <w:t xml:space="preserve">b) Only the stack pointer and program counter  </w:t>
-      </w:r>
-    </w:p>
-    <w:p>
-      <w:pPr>
-        <w:spacing w:after="0"/>
-        <w:rPr>
-          <w:lang w:val="en-GB"/>
-        </w:rPr>
-      </w:pPr>
-      <w:r>
-        <w:rPr>
-          <w:lang w:val="en-GB"/>
-        </w:rPr>
-        <w:t xml:space="preserve">c) The entire code and data of the process  </w:t>
+        <w:t>16. Which of these is NOT true about kernel threads?</w:t>
+      </w:r>
+    </w:p>
+    <w:p>
+      <w:pPr>
+        <w:spacing w:after="0"/>
+        <w:rPr>
+          <w:lang w:val="en-GB"/>
+        </w:rPr>
+      </w:pPr>
+      <w:r>
+        <w:rPr>
+          <w:lang w:val="en-GB"/>
+        </w:rPr>
+        <w:t xml:space="preserve">a) They are managed by the operating system kernel.   </w:t>
+      </w:r>
+    </w:p>
+    <w:p>
+      <w:pPr>
+        <w:spacing w:after="0"/>
+        <w:rPr>
+          <w:lang w:val="en-GB"/>
+        </w:rPr>
+      </w:pPr>
+      <w:r>
+        <w:rPr>
+          <w:lang w:val="en-GB"/>
+        </w:rPr>
+        <w:t xml:space="preserve">b) They are more expensive than user-level threads for fine-grained tasks.   </w:t>
+      </w:r>
+    </w:p>
+    <w:p>
+      <w:pPr>
+        <w:spacing w:after="0"/>
+        <w:rPr>
+          <w:lang w:val="en-GB"/>
+        </w:rPr>
+      </w:pPr>
+      <w:r>
+        <w:rPr>
+          <w:lang w:val="en-GB"/>
+        </w:rPr>
+        <w:t xml:space="preserve">c) They require no context switching overhead.   </w:t>
+      </w:r>
+    </w:p>
+    <w:p>
+      <w:pPr>
+        <w:spacing w:after="0"/>
+        <w:rPr>
+          <w:lang w:val="en-GB"/>
+        </w:rPr>
+      </w:pPr>
+      <w:r>
+        <w:rPr>
+          <w:lang w:val="en-GB"/>
+        </w:rPr>
+        <w:t xml:space="preserve">d) They allow overlapping I/O and computation inside a process.   </w:t>
+      </w:r>
+    </w:p>
+    <w:p>
+      <w:pPr>
+        <w:spacing w:after="0"/>
+        <w:rPr>
+          <w:lang w:val="en-GB"/>
+        </w:rPr>
+      </w:pPr>
+      <w:r>
+        <w:rPr>
+          <w:lang w:val="en-GB"/>
+        </w:rPr>
+        <w:t>Answer:</w:t>
+      </w:r>
+    </w:p>
+    <w:p>
+      <w:pPr>
+        <w:spacing w:after="0"/>
+        <w:rPr>
+          <w:lang w:val="en-GB"/>
+        </w:rPr>
+      </w:pPr>
+    </w:p>
+    <w:p>
+      <w:pPr>
+        <w:spacing w:after="0"/>
+        <w:rPr>
+          <w:lang w:val="en-GB"/>
+        </w:rPr>
+      </w:pPr>
+      <w:r>
+        <w:rPr>
+          <w:lang w:val="en-GB"/>
+        </w:rPr>
+        <w:t>17. Why are user-level threads faster than kernel threads?</w:t>
+      </w:r>
+    </w:p>
+    <w:p>
+      <w:pPr>
+        <w:spacing w:after="0"/>
+        <w:rPr>
+          <w:lang w:val="en-GB"/>
+        </w:rPr>
+      </w:pPr>
+      <w:r>
+        <w:rPr>
+          <w:lang w:val="en-GB"/>
+        </w:rPr>
+        <w:t xml:space="preserve">a) They bypass kernel involvement for common operations like creation and synchronization.   </w:t>
+      </w:r>
+    </w:p>
+    <w:p>
+      <w:pPr>
+        <w:spacing w:after="0"/>
+        <w:rPr>
+          <w:lang w:val="en-GB"/>
+        </w:rPr>
+      </w:pPr>
+      <w:r>
+        <w:rPr>
+          <w:lang w:val="en-GB"/>
+        </w:rPr>
+        <w:t xml:space="preserve">b) They have dedicated CPU cores assigned to them directly by hardware.   </w:t>
       </w:r>
     </w:p>
     <w:p>
@@ -629,7 +1579,21 @@
           <w:lang w:val="en-GB"/>
         </w:rPr>
         <w:lastRenderedPageBreak/>
-        <w:t xml:space="preserve">d) Kernel threads only  </w:t>
+        <w:t xml:space="preserve">c) They do not require stack memory allocation during creation.   </w:t>
+      </w:r>
+    </w:p>
+    <w:p>
+      <w:pPr>
+        <w:spacing w:after="0"/>
+        <w:rPr>
+          <w:lang w:val="en-GB"/>
+        </w:rPr>
+      </w:pPr>
+      <w:r>
+        <w:rPr>
+          <w:lang w:val="en-GB"/>
+        </w:rPr>
+        <w:t xml:space="preserve">d) They avoid all forms of context switching overheads entirely.   </w:t>
       </w:r>
     </w:p>
     <w:p>
@@ -665,1311 +1629,6 @@
         <w:rPr>
           <w:lang w:val="en-GB"/>
         </w:rPr>
-        <w:t>7. In which state is a process when it is waiting for an I/O operation to complete?</w:t>
-      </w:r>
-    </w:p>
-    <w:p>
-      <w:pPr>
-        <w:spacing w:after="0"/>
-        <w:rPr>
-          <w:lang w:val="en-GB"/>
-        </w:rPr>
-      </w:pPr>
-      <w:r>
-        <w:rPr>
-          <w:lang w:val="en-GB"/>
-        </w:rPr>
-        <w:t xml:space="preserve">a) READY  </w:t>
-      </w:r>
-    </w:p>
-    <w:p>
-      <w:pPr>
-        <w:spacing w:after="0"/>
-        <w:rPr>
-          <w:lang w:val="en-GB"/>
-        </w:rPr>
-      </w:pPr>
-      <w:r>
-        <w:rPr>
-          <w:lang w:val="en-GB"/>
-        </w:rPr>
-        <w:t xml:space="preserve">b) RUNNING  </w:t>
-      </w:r>
-    </w:p>
-    <w:p>
-      <w:pPr>
-        <w:spacing w:after="0"/>
-        <w:rPr>
-          <w:lang w:val="en-GB"/>
-        </w:rPr>
-      </w:pPr>
-      <w:r>
-        <w:rPr>
-          <w:lang w:val="en-GB"/>
-        </w:rPr>
-        <w:t xml:space="preserve">c) BLOCKED  </w:t>
-      </w:r>
-    </w:p>
-    <w:p>
-      <w:pPr>
-        <w:spacing w:after="0"/>
-        <w:rPr>
-          <w:lang w:val="en-GB"/>
-        </w:rPr>
-      </w:pPr>
-      <w:r>
-        <w:rPr>
-          <w:lang w:val="en-GB"/>
-        </w:rPr>
-        <w:t xml:space="preserve">d) TERMINATED  </w:t>
-      </w:r>
-    </w:p>
-    <w:p>
-      <w:pPr>
-        <w:spacing w:after="0"/>
-        <w:rPr>
-          <w:lang w:val="en-GB"/>
-        </w:rPr>
-      </w:pPr>
-      <w:r>
-        <w:rPr>
-          <w:lang w:val="en-GB"/>
-        </w:rPr>
-        <w:t>Answer:</w:t>
-      </w:r>
-    </w:p>
-    <w:p>
-      <w:pPr>
-        <w:spacing w:after="0"/>
-        <w:rPr>
-          <w:lang w:val="en-GB"/>
-        </w:rPr>
-      </w:pPr>
-    </w:p>
-    <w:p>
-      <w:pPr>
-        <w:spacing w:after="0"/>
-        <w:rPr>
-          <w:lang w:val="en-GB"/>
-        </w:rPr>
-      </w:pPr>
-      <w:r>
-        <w:rPr>
-          <w:lang w:val="en-GB"/>
-        </w:rPr>
-        <w:t>8. What does the `</w:t>
-      </w:r>
-      <w:proofErr w:type="spellStart"/>
-      <w:proofErr w:type="gramStart"/>
-      <w:r>
-        <w:rPr>
-          <w:lang w:val="en-GB"/>
-        </w:rPr>
-        <w:t>execvp</w:t>
-      </w:r>
-      <w:proofErr w:type="spellEnd"/>
-      <w:r>
-        <w:rPr>
-          <w:lang w:val="en-GB"/>
-        </w:rPr>
-        <w:t>(</w:t>
-      </w:r>
-      <w:proofErr w:type="gramEnd"/>
-      <w:r>
-        <w:rPr>
-          <w:lang w:val="en-GB"/>
-        </w:rPr>
-        <w:t>)` function do?</w:t>
-      </w:r>
-    </w:p>
-    <w:p>
-      <w:pPr>
-        <w:spacing w:after="0"/>
-        <w:rPr>
-          <w:lang w:val="en-GB"/>
-        </w:rPr>
-      </w:pPr>
-      <w:r>
-        <w:rPr>
-          <w:lang w:val="en-GB"/>
-        </w:rPr>
-        <w:t xml:space="preserve">a) Creates a new thread in user space  </w:t>
-      </w:r>
-    </w:p>
-    <w:p>
-      <w:pPr>
-        <w:spacing w:after="0"/>
-        <w:rPr>
-          <w:lang w:val="en-GB"/>
-        </w:rPr>
-      </w:pPr>
-      <w:r>
-        <w:rPr>
-          <w:lang w:val="en-GB"/>
-        </w:rPr>
-        <w:t xml:space="preserve">b) Executes a program specified by its path and arguments array  </w:t>
-      </w:r>
-    </w:p>
-    <w:p>
-      <w:pPr>
-        <w:spacing w:after="0"/>
-        <w:rPr>
-          <w:lang w:val="en-GB"/>
-        </w:rPr>
-      </w:pPr>
-      <w:r>
-        <w:rPr>
-          <w:lang w:val="en-GB"/>
-        </w:rPr>
-        <w:t xml:space="preserve">c) Waits for child processes to terminate  </w:t>
-      </w:r>
-    </w:p>
-    <w:p>
-      <w:pPr>
-        <w:spacing w:after="0"/>
-        <w:rPr>
-          <w:lang w:val="en-GB"/>
-        </w:rPr>
-      </w:pPr>
-      <w:r>
-        <w:rPr>
-          <w:lang w:val="en-GB"/>
-        </w:rPr>
-        <w:t xml:space="preserve">d) Suspends a thread  </w:t>
-      </w:r>
-    </w:p>
-    <w:p>
-      <w:pPr>
-        <w:spacing w:after="0"/>
-        <w:rPr>
-          <w:lang w:val="en-GB"/>
-        </w:rPr>
-      </w:pPr>
-      <w:r>
-        <w:rPr>
-          <w:lang w:val="en-GB"/>
-        </w:rPr>
-        <w:t>Answer:</w:t>
-      </w:r>
-    </w:p>
-    <w:p>
-      <w:pPr>
-        <w:spacing w:after="0"/>
-        <w:rPr>
-          <w:lang w:val="en-GB"/>
-        </w:rPr>
-      </w:pPr>
-    </w:p>
-    <w:p>
-      <w:pPr>
-        <w:spacing w:after="0"/>
-        <w:rPr>
-          <w:lang w:val="en-GB"/>
-        </w:rPr>
-      </w:pPr>
-      <w:r>
-        <w:rPr>
-          <w:lang w:val="en-GB"/>
-        </w:rPr>
-        <w:t>9. What is the difference between `</w:t>
-      </w:r>
-      <w:proofErr w:type="gramStart"/>
-      <w:r>
-        <w:rPr>
-          <w:lang w:val="en-GB"/>
-        </w:rPr>
-        <w:t>wait(</w:t>
-      </w:r>
-      <w:proofErr w:type="gramEnd"/>
-      <w:r>
-        <w:rPr>
-          <w:lang w:val="en-GB"/>
-        </w:rPr>
-        <w:t>)` and `</w:t>
-      </w:r>
-      <w:proofErr w:type="spellStart"/>
-      <w:proofErr w:type="gramStart"/>
-      <w:r>
-        <w:rPr>
-          <w:lang w:val="en-GB"/>
-        </w:rPr>
-        <w:t>waitpid</w:t>
-      </w:r>
-      <w:proofErr w:type="spellEnd"/>
-      <w:r>
-        <w:rPr>
-          <w:lang w:val="en-GB"/>
-        </w:rPr>
-        <w:t>(</w:t>
-      </w:r>
-      <w:proofErr w:type="gramEnd"/>
-      <w:r>
-        <w:rPr>
-          <w:lang w:val="en-GB"/>
-        </w:rPr>
-        <w:t>)`?</w:t>
-      </w:r>
-    </w:p>
-    <w:p>
-      <w:pPr>
-        <w:spacing w:after="0"/>
-        <w:rPr>
-          <w:lang w:val="en-GB"/>
-        </w:rPr>
-      </w:pPr>
-      <w:r>
-        <w:rPr>
-          <w:lang w:val="en-GB"/>
-        </w:rPr>
-        <w:t>a) `</w:t>
-      </w:r>
-      <w:proofErr w:type="spellStart"/>
-      <w:proofErr w:type="gramStart"/>
-      <w:r>
-        <w:rPr>
-          <w:lang w:val="en-GB"/>
-        </w:rPr>
-        <w:t>waitpid</w:t>
-      </w:r>
-      <w:proofErr w:type="spellEnd"/>
-      <w:r>
-        <w:rPr>
-          <w:lang w:val="en-GB"/>
-        </w:rPr>
-        <w:t>(</w:t>
-      </w:r>
-      <w:proofErr w:type="gramEnd"/>
-      <w:r>
-        <w:rPr>
-          <w:lang w:val="en-GB"/>
-        </w:rPr>
-        <w:t>)` allows specifying which child process to wait for, while `</w:t>
-      </w:r>
-      <w:proofErr w:type="gramStart"/>
-      <w:r>
-        <w:rPr>
-          <w:lang w:val="en-GB"/>
-        </w:rPr>
-        <w:t>wait(</w:t>
-      </w:r>
-      <w:proofErr w:type="gramEnd"/>
-      <w:r>
-        <w:rPr>
-          <w:lang w:val="en-GB"/>
-        </w:rPr>
-        <w:t xml:space="preserve">)` does not.  </w:t>
-      </w:r>
-    </w:p>
-    <w:p>
-      <w:pPr>
-        <w:spacing w:after="0"/>
-        <w:rPr>
-          <w:lang w:val="en-GB"/>
-        </w:rPr>
-      </w:pPr>
-      <w:r>
-        <w:rPr>
-          <w:lang w:val="en-GB"/>
-        </w:rPr>
-        <w:t>b) `</w:t>
-      </w:r>
-      <w:proofErr w:type="gramStart"/>
-      <w:r>
-        <w:rPr>
-          <w:lang w:val="en-GB"/>
-        </w:rPr>
-        <w:t>wait(</w:t>
-      </w:r>
-      <w:proofErr w:type="gramEnd"/>
-      <w:r>
-        <w:rPr>
-          <w:lang w:val="en-GB"/>
-        </w:rPr>
-        <w:t>)` waits for all processes, while `</w:t>
-      </w:r>
-      <w:proofErr w:type="spellStart"/>
-      <w:proofErr w:type="gramStart"/>
-      <w:r>
-        <w:rPr>
-          <w:lang w:val="en-GB"/>
-        </w:rPr>
-        <w:t>waitpid</w:t>
-      </w:r>
-      <w:proofErr w:type="spellEnd"/>
-      <w:r>
-        <w:rPr>
-          <w:lang w:val="en-GB"/>
-        </w:rPr>
-        <w:t>(</w:t>
-      </w:r>
-      <w:proofErr w:type="gramEnd"/>
-      <w:r>
-        <w:rPr>
-          <w:lang w:val="en-GB"/>
-        </w:rPr>
-        <w:t xml:space="preserve">)` waits only for threads.  </w:t>
-      </w:r>
-    </w:p>
-    <w:p>
-      <w:pPr>
-        <w:spacing w:after="0"/>
-        <w:rPr>
-          <w:lang w:val="en-GB"/>
-        </w:rPr>
-      </w:pPr>
-      <w:r>
-        <w:rPr>
-          <w:lang w:val="en-GB"/>
-        </w:rPr>
-        <w:t xml:space="preserve">c) Both are identical in functionality.  </w:t>
-      </w:r>
-    </w:p>
-    <w:p>
-      <w:pPr>
-        <w:spacing w:after="0"/>
-        <w:rPr>
-          <w:lang w:val="en-GB"/>
-        </w:rPr>
-      </w:pPr>
-      <w:r>
-        <w:rPr>
-          <w:lang w:val="en-GB"/>
-        </w:rPr>
-        <w:t>d) `</w:t>
-      </w:r>
-      <w:proofErr w:type="spellStart"/>
-      <w:proofErr w:type="gramStart"/>
-      <w:r>
-        <w:rPr>
-          <w:lang w:val="en-GB"/>
-        </w:rPr>
-        <w:t>waitpid</w:t>
-      </w:r>
-      <w:proofErr w:type="spellEnd"/>
-      <w:r>
-        <w:rPr>
-          <w:lang w:val="en-GB"/>
-        </w:rPr>
-        <w:t>(</w:t>
-      </w:r>
-      <w:proofErr w:type="gramEnd"/>
-      <w:r>
-        <w:rPr>
-          <w:lang w:val="en-GB"/>
-        </w:rPr>
-        <w:t>)` suspends processes, while `</w:t>
-      </w:r>
-      <w:proofErr w:type="gramStart"/>
-      <w:r>
-        <w:rPr>
-          <w:lang w:val="en-GB"/>
-        </w:rPr>
-        <w:t>wait(</w:t>
-      </w:r>
-      <w:proofErr w:type="gramEnd"/>
-      <w:r>
-        <w:rPr>
-          <w:lang w:val="en-GB"/>
-        </w:rPr>
-        <w:t xml:space="preserve">)` terminates them.  </w:t>
-      </w:r>
-    </w:p>
-    <w:p>
-      <w:pPr>
-        <w:spacing w:after="0"/>
-        <w:rPr>
-          <w:lang w:val="en-GB"/>
-        </w:rPr>
-      </w:pPr>
-      <w:r>
-        <w:rPr>
-          <w:lang w:val="en-GB"/>
-        </w:rPr>
-        <w:t>Answer:</w:t>
-      </w:r>
-    </w:p>
-    <w:p>
-      <w:pPr>
-        <w:spacing w:after="0"/>
-        <w:rPr>
-          <w:lang w:val="en-GB"/>
-        </w:rPr>
-      </w:pPr>
-    </w:p>
-    <w:p>
-      <w:pPr>
-        <w:spacing w:after="0"/>
-        <w:rPr>
-          <w:lang w:val="en-GB"/>
-        </w:rPr>
-      </w:pPr>
-      <w:r>
-        <w:rPr>
-          <w:lang w:val="en-GB"/>
-        </w:rPr>
-        <w:t>10. What is the primary advantage of threads over processes?</w:t>
-      </w:r>
-    </w:p>
-    <w:p>
-      <w:pPr>
-        <w:spacing w:after="0"/>
-        <w:rPr>
-          <w:lang w:val="en-GB"/>
-        </w:rPr>
-      </w:pPr>
-      <w:r>
-        <w:rPr>
-          <w:lang w:val="en-GB"/>
-        </w:rPr>
-        <w:t xml:space="preserve">a) Threads have separate address spaces.  </w:t>
-      </w:r>
-    </w:p>
-    <w:p>
-      <w:pPr>
-        <w:spacing w:after="0"/>
-        <w:rPr>
-          <w:lang w:val="en-GB"/>
-        </w:rPr>
-      </w:pPr>
-      <w:r>
-        <w:rPr>
-          <w:lang w:val="en-GB"/>
-        </w:rPr>
-        <w:t xml:space="preserve">b) Threads are cheaper to create and manage than processes.  </w:t>
-      </w:r>
-    </w:p>
-    <w:p>
-      <w:pPr>
-        <w:spacing w:after="0"/>
-        <w:rPr>
-          <w:lang w:val="en-GB"/>
-        </w:rPr>
-      </w:pPr>
-      <w:r>
-        <w:rPr>
-          <w:lang w:val="en-GB"/>
-        </w:rPr>
-        <w:t xml:space="preserve">c) Threads cannot share resources like processes can.  </w:t>
-      </w:r>
-    </w:p>
-    <w:p>
-      <w:pPr>
-        <w:spacing w:after="0"/>
-        <w:rPr>
-          <w:lang w:val="en-GB"/>
-        </w:rPr>
-      </w:pPr>
-      <w:r>
-        <w:rPr>
-          <w:lang w:val="en-GB"/>
-        </w:rPr>
-        <w:t xml:space="preserve">d) Threads only exist in kernel mode.  </w:t>
-      </w:r>
-    </w:p>
-    <w:p>
-      <w:pPr>
-        <w:spacing w:after="0"/>
-        <w:rPr>
-          <w:lang w:val="en-GB"/>
-        </w:rPr>
-      </w:pPr>
-      <w:r>
-        <w:rPr>
-          <w:lang w:val="en-GB"/>
-        </w:rPr>
-        <w:t>Answer:</w:t>
-      </w:r>
-    </w:p>
-    <w:p>
-      <w:pPr>
-        <w:spacing w:after="0"/>
-        <w:rPr>
-          <w:lang w:val="en-GB"/>
-        </w:rPr>
-      </w:pPr>
-    </w:p>
-    <w:p>
-      <w:pPr>
-        <w:spacing w:after="0"/>
-        <w:rPr>
-          <w:lang w:val="en-GB"/>
-        </w:rPr>
-      </w:pPr>
-      <w:r>
-        <w:rPr>
-          <w:lang w:val="en-GB"/>
-        </w:rPr>
-        <w:t>11. What does multithreading allow in modern operating systems?</w:t>
-      </w:r>
-    </w:p>
-    <w:p>
-      <w:pPr>
-        <w:spacing w:after="0"/>
-        <w:rPr>
-          <w:lang w:val="en-GB"/>
-        </w:rPr>
-      </w:pPr>
-      <w:r>
-        <w:rPr>
-          <w:lang w:val="en-GB"/>
-        </w:rPr>
-        <w:t xml:space="preserve">a) Multiple address spaces per thread  </w:t>
-      </w:r>
-    </w:p>
-    <w:p>
-      <w:pPr>
-        <w:spacing w:after="0"/>
-        <w:rPr>
-          <w:lang w:val="en-GB"/>
-        </w:rPr>
-      </w:pPr>
-      <w:r>
-        <w:rPr>
-          <w:lang w:val="en-GB"/>
-        </w:rPr>
-        <w:t xml:space="preserve">b) Concurrent execution within the same address space  </w:t>
-      </w:r>
-    </w:p>
-    <w:p>
-      <w:pPr>
-        <w:spacing w:after="0"/>
-        <w:rPr>
-          <w:lang w:val="en-GB"/>
-        </w:rPr>
-      </w:pPr>
-      <w:r>
-        <w:rPr>
-          <w:lang w:val="en-GB"/>
-        </w:rPr>
-        <w:t xml:space="preserve">c) Execution of only one thread at any time in a system  </w:t>
-      </w:r>
-    </w:p>
-    <w:p>
-      <w:pPr>
-        <w:spacing w:after="0"/>
-        <w:rPr>
-          <w:lang w:val="en-GB"/>
-        </w:rPr>
-      </w:pPr>
-      <w:r>
-        <w:rPr>
-          <w:lang w:val="en-GB"/>
-        </w:rPr>
-        <w:t xml:space="preserve">d) Elimination of kernel threads  </w:t>
-      </w:r>
-    </w:p>
-    <w:p>
-      <w:pPr>
-        <w:spacing w:after="0"/>
-        <w:rPr>
-          <w:lang w:val="en-GB"/>
-        </w:rPr>
-      </w:pPr>
-      <w:r>
-        <w:rPr>
-          <w:lang w:val="en-GB"/>
-        </w:rPr>
-        <w:t>Answer:</w:t>
-      </w:r>
-    </w:p>
-    <w:p>
-      <w:pPr>
-        <w:spacing w:after="0"/>
-        <w:rPr>
-          <w:lang w:val="en-GB"/>
-        </w:rPr>
-      </w:pPr>
-    </w:p>
-    <w:p>
-      <w:pPr>
-        <w:spacing w:after="0"/>
-        <w:rPr>
-          <w:lang w:val="en-GB"/>
-        </w:rPr>
-      </w:pPr>
-      <w:r>
-        <w:rPr>
-          <w:lang w:val="en-GB"/>
-        </w:rPr>
-        <w:t>12. Which type of thread is managed entirely by user-level libraries?</w:t>
-      </w:r>
-    </w:p>
-    <w:p>
-      <w:pPr>
-        <w:spacing w:after="0"/>
-        <w:rPr>
-          <w:lang w:val="en-GB"/>
-        </w:rPr>
-      </w:pPr>
-      <w:r>
-        <w:rPr>
-          <w:lang w:val="en-GB"/>
-        </w:rPr>
-        <w:t xml:space="preserve">a) Kernel threads  </w:t>
-      </w:r>
-    </w:p>
-    <w:p>
-      <w:pPr>
-        <w:spacing w:after="0"/>
-        <w:rPr>
-          <w:lang w:val="en-GB"/>
-        </w:rPr>
-      </w:pPr>
-      <w:r>
-        <w:rPr>
-          <w:lang w:val="en-GB"/>
-        </w:rPr>
-        <w:t xml:space="preserve">b) User-level threads  </w:t>
-      </w:r>
-    </w:p>
-    <w:p>
-      <w:pPr>
-        <w:spacing w:after="0"/>
-        <w:rPr>
-          <w:lang w:val="en-GB"/>
-        </w:rPr>
-      </w:pPr>
-      <w:r>
-        <w:rPr>
-          <w:lang w:val="en-GB"/>
-        </w:rPr>
-        <w:lastRenderedPageBreak/>
-        <w:t xml:space="preserve">c) System threads  </w:t>
-      </w:r>
-    </w:p>
-    <w:p>
-      <w:pPr>
-        <w:spacing w:after="0"/>
-        <w:rPr>
-          <w:lang w:val="en-GB"/>
-        </w:rPr>
-      </w:pPr>
-      <w:r>
-        <w:rPr>
-          <w:lang w:val="en-GB"/>
-        </w:rPr>
-        <w:t xml:space="preserve">d) Lightweight kernel threads  </w:t>
-      </w:r>
-    </w:p>
-    <w:p>
-      <w:pPr>
-        <w:spacing w:after="0"/>
-        <w:rPr>
-          <w:lang w:val="en-GB"/>
-        </w:rPr>
-      </w:pPr>
-      <w:r>
-        <w:rPr>
-          <w:lang w:val="en-GB"/>
-        </w:rPr>
-        <w:t>Answer:</w:t>
-      </w:r>
-    </w:p>
-    <w:p>
-      <w:pPr>
-        <w:spacing w:after="0"/>
-        <w:rPr>
-          <w:lang w:val="en-GB"/>
-        </w:rPr>
-      </w:pPr>
-    </w:p>
-    <w:p>
-      <w:pPr>
-        <w:spacing w:after="0"/>
-        <w:rPr>
-          <w:lang w:val="en-GB"/>
-        </w:rPr>
-      </w:pPr>
-      <w:r>
-        <w:rPr>
-          <w:lang w:val="en-GB"/>
-        </w:rPr>
-        <w:t>13. Which API function creates a new thread in POSIX systems?</w:t>
-      </w:r>
-    </w:p>
-    <w:p>
-      <w:pPr>
-        <w:spacing w:after="0"/>
-        <w:rPr>
-          <w:lang w:val="en-GB"/>
-        </w:rPr>
-      </w:pPr>
-      <w:r>
-        <w:rPr>
-          <w:lang w:val="en-GB"/>
-        </w:rPr>
-        <w:t>a) `</w:t>
-      </w:r>
-      <w:proofErr w:type="spellStart"/>
-      <w:r>
-        <w:rPr>
-          <w:lang w:val="en-GB"/>
-        </w:rPr>
-        <w:t>pthread_</w:t>
-      </w:r>
-      <w:proofErr w:type="gramStart"/>
-      <w:r>
-        <w:rPr>
-          <w:lang w:val="en-GB"/>
-        </w:rPr>
-        <w:t>exit</w:t>
-      </w:r>
-      <w:proofErr w:type="spellEnd"/>
-      <w:r>
-        <w:rPr>
-          <w:lang w:val="en-GB"/>
-        </w:rPr>
-        <w:t>(</w:t>
-      </w:r>
-      <w:proofErr w:type="gramEnd"/>
-      <w:r>
-        <w:rPr>
-          <w:lang w:val="en-GB"/>
-        </w:rPr>
-        <w:t xml:space="preserve">)`  </w:t>
-      </w:r>
-    </w:p>
-    <w:p>
-      <w:pPr>
-        <w:spacing w:after="0"/>
-        <w:rPr>
-          <w:lang w:val="en-GB"/>
-        </w:rPr>
-      </w:pPr>
-      <w:r>
-        <w:rPr>
-          <w:lang w:val="en-GB"/>
-        </w:rPr>
-        <w:t>b) `</w:t>
-      </w:r>
-      <w:proofErr w:type="spellStart"/>
-      <w:r>
-        <w:rPr>
-          <w:lang w:val="en-GB"/>
-        </w:rPr>
-        <w:t>pthread_</w:t>
-      </w:r>
-      <w:proofErr w:type="gramStart"/>
-      <w:r>
-        <w:rPr>
-          <w:lang w:val="en-GB"/>
-        </w:rPr>
-        <w:t>create</w:t>
-      </w:r>
-      <w:proofErr w:type="spellEnd"/>
-      <w:r>
-        <w:rPr>
-          <w:lang w:val="en-GB"/>
-        </w:rPr>
-        <w:t>(</w:t>
-      </w:r>
-      <w:proofErr w:type="gramEnd"/>
-      <w:r>
-        <w:rPr>
-          <w:lang w:val="en-GB"/>
-        </w:rPr>
-        <w:t xml:space="preserve">)`  </w:t>
-      </w:r>
-    </w:p>
-    <w:p>
-      <w:pPr>
-        <w:spacing w:after="0"/>
-        <w:rPr>
-          <w:lang w:val="en-GB"/>
-        </w:rPr>
-      </w:pPr>
-      <w:r>
-        <w:rPr>
-          <w:lang w:val="en-GB"/>
-        </w:rPr>
-        <w:t>c) `</w:t>
-      </w:r>
-      <w:proofErr w:type="spellStart"/>
-      <w:r>
-        <w:rPr>
-          <w:lang w:val="en-GB"/>
-        </w:rPr>
-        <w:t>pthread_</w:t>
-      </w:r>
-      <w:proofErr w:type="gramStart"/>
-      <w:r>
-        <w:rPr>
-          <w:lang w:val="en-GB"/>
-        </w:rPr>
-        <w:t>wait</w:t>
-      </w:r>
-      <w:proofErr w:type="spellEnd"/>
-      <w:r>
-        <w:rPr>
-          <w:lang w:val="en-GB"/>
-        </w:rPr>
-        <w:t>(</w:t>
-      </w:r>
-      <w:proofErr w:type="gramEnd"/>
-      <w:r>
-        <w:rPr>
-          <w:lang w:val="en-GB"/>
-        </w:rPr>
-        <w:t xml:space="preserve">)`  </w:t>
-      </w:r>
-    </w:p>
-    <w:p>
-      <w:pPr>
-        <w:spacing w:after="0"/>
-        <w:rPr>
-          <w:lang w:val="en-GB"/>
-        </w:rPr>
-      </w:pPr>
-      <w:r>
-        <w:rPr>
-          <w:lang w:val="en-GB"/>
-        </w:rPr>
-        <w:t>d) `</w:t>
-      </w:r>
-      <w:proofErr w:type="spellStart"/>
-      <w:r>
-        <w:rPr>
-          <w:lang w:val="en-GB"/>
-        </w:rPr>
-        <w:t>pthread_</w:t>
-      </w:r>
-      <w:proofErr w:type="gramStart"/>
-      <w:r>
-        <w:rPr>
-          <w:lang w:val="en-GB"/>
-        </w:rPr>
-        <w:t>signal</w:t>
-      </w:r>
-      <w:proofErr w:type="spellEnd"/>
-      <w:r>
-        <w:rPr>
-          <w:lang w:val="en-GB"/>
-        </w:rPr>
-        <w:t>(</w:t>
-      </w:r>
-      <w:proofErr w:type="gramEnd"/>
-      <w:r>
-        <w:rPr>
-          <w:lang w:val="en-GB"/>
-        </w:rPr>
-        <w:t xml:space="preserve">)`  </w:t>
-      </w:r>
-    </w:p>
-    <w:p>
-      <w:pPr>
-        <w:spacing w:after="0"/>
-        <w:rPr>
-          <w:lang w:val="en-GB"/>
-        </w:rPr>
-      </w:pPr>
-      <w:r>
-        <w:rPr>
-          <w:lang w:val="en-GB"/>
-        </w:rPr>
-        <w:t>Answer:</w:t>
-      </w:r>
-    </w:p>
-    <w:p>
-      <w:pPr>
-        <w:spacing w:after="0"/>
-        <w:rPr>
-          <w:lang w:val="en-GB"/>
-        </w:rPr>
-      </w:pPr>
-    </w:p>
-    <w:p>
-      <w:pPr>
-        <w:spacing w:after="0"/>
-        <w:rPr>
-          <w:lang w:val="en-GB"/>
-        </w:rPr>
-      </w:pPr>
-      <w:r>
-        <w:rPr>
-          <w:lang w:val="en-GB"/>
-        </w:rPr>
-        <w:t>14. What happens if no system call or trap occurs in cooperative multitasking?</w:t>
-      </w:r>
-    </w:p>
-    <w:p>
-      <w:pPr>
-        <w:spacing w:after="0"/>
-        <w:rPr>
-          <w:lang w:val="en-GB"/>
-        </w:rPr>
-      </w:pPr>
-      <w:r>
-        <w:rPr>
-          <w:lang w:val="en-GB"/>
-        </w:rPr>
-        <w:t xml:space="preserve">a) The OS forcibly </w:t>
-      </w:r>
-      <w:proofErr w:type="spellStart"/>
-      <w:r>
-        <w:rPr>
-          <w:lang w:val="en-GB"/>
-        </w:rPr>
-        <w:t>preempts</w:t>
-      </w:r>
-      <w:proofErr w:type="spellEnd"/>
-      <w:r>
-        <w:rPr>
-          <w:lang w:val="en-GB"/>
-        </w:rPr>
-        <w:t xml:space="preserve"> the process.  </w:t>
-      </w:r>
-    </w:p>
-    <w:p>
-      <w:pPr>
-        <w:spacing w:after="0"/>
-        <w:rPr>
-          <w:lang w:val="en-GB"/>
-        </w:rPr>
-      </w:pPr>
-      <w:r>
-        <w:rPr>
-          <w:lang w:val="en-GB"/>
-        </w:rPr>
-        <w:t xml:space="preserve">b) The CPU remains idle until an interrupt occurs.  </w:t>
-      </w:r>
-    </w:p>
-    <w:p>
-      <w:pPr>
-        <w:spacing w:after="0"/>
-        <w:rPr>
-          <w:lang w:val="en-GB"/>
-        </w:rPr>
-      </w:pPr>
-      <w:r>
-        <w:rPr>
-          <w:lang w:val="en-GB"/>
-        </w:rPr>
-        <w:t xml:space="preserve">c) The running process continues to execute indefinitely.  </w:t>
-      </w:r>
-    </w:p>
-    <w:p>
-      <w:pPr>
-        <w:spacing w:after="0"/>
-        <w:rPr>
-          <w:lang w:val="en-GB"/>
-        </w:rPr>
-      </w:pPr>
-      <w:r>
-        <w:rPr>
-          <w:lang w:val="en-GB"/>
-        </w:rPr>
-        <w:t xml:space="preserve">d) The OS switches to kernel mode automatically.  </w:t>
-      </w:r>
-    </w:p>
-    <w:p>
-      <w:pPr>
-        <w:spacing w:after="0"/>
-        <w:rPr>
-          <w:lang w:val="en-GB"/>
-        </w:rPr>
-      </w:pPr>
-      <w:r>
-        <w:rPr>
-          <w:lang w:val="en-GB"/>
-        </w:rPr>
-        <w:t>Answer:</w:t>
-      </w:r>
-    </w:p>
-    <w:p>
-      <w:pPr>
-        <w:spacing w:after="0"/>
-        <w:rPr>
-          <w:lang w:val="en-GB"/>
-        </w:rPr>
-      </w:pPr>
-    </w:p>
-    <w:p>
-      <w:pPr>
-        <w:spacing w:after="0"/>
-        <w:rPr>
-          <w:lang w:val="en-GB"/>
-        </w:rPr>
-      </w:pPr>
-      <w:r>
-        <w:rPr>
-          <w:lang w:val="en-GB"/>
-        </w:rPr>
-        <w:t>15. In user-level threading, what manages thread scheduling?</w:t>
-      </w:r>
-    </w:p>
-    <w:p>
-      <w:pPr>
-        <w:spacing w:after="0"/>
-        <w:rPr>
-          <w:lang w:val="en-GB"/>
-        </w:rPr>
-      </w:pPr>
-      <w:r>
-        <w:rPr>
-          <w:lang w:val="en-GB"/>
-        </w:rPr>
-        <w:t xml:space="preserve">a) Operating system kernel   </w:t>
-      </w:r>
-    </w:p>
-    <w:p>
-      <w:pPr>
-        <w:spacing w:after="0"/>
-        <w:rPr>
-          <w:lang w:val="en-GB"/>
-        </w:rPr>
-      </w:pPr>
-      <w:r>
-        <w:rPr>
-          <w:lang w:val="en-GB"/>
-        </w:rPr>
-        <w:t xml:space="preserve">b) User-level thread library   </w:t>
-      </w:r>
-    </w:p>
-    <w:p>
-      <w:pPr>
-        <w:spacing w:after="0"/>
-        <w:rPr>
-          <w:lang w:val="en-GB"/>
-        </w:rPr>
-      </w:pPr>
-      <w:r>
-        <w:rPr>
-          <w:lang w:val="en-GB"/>
-        </w:rPr>
-        <w:t xml:space="preserve">c) Hardware interrupts   </w:t>
-      </w:r>
-    </w:p>
-    <w:p>
-      <w:pPr>
-        <w:spacing w:after="0"/>
-        <w:rPr>
-          <w:lang w:val="en-GB"/>
-        </w:rPr>
-      </w:pPr>
-      <w:r>
-        <w:rPr>
-          <w:lang w:val="en-GB"/>
-        </w:rPr>
-        <w:t xml:space="preserve">d) System calls   </w:t>
-      </w:r>
-    </w:p>
-    <w:p>
-      <w:pPr>
-        <w:spacing w:after="0"/>
-        <w:rPr>
-          <w:lang w:val="en-GB"/>
-        </w:rPr>
-      </w:pPr>
-      <w:r>
-        <w:rPr>
-          <w:lang w:val="en-GB"/>
-        </w:rPr>
-        <w:t>Answer:</w:t>
-      </w:r>
-    </w:p>
-    <w:p>
-      <w:pPr>
-        <w:spacing w:after="0"/>
-        <w:rPr>
-          <w:lang w:val="en-GB"/>
-        </w:rPr>
-      </w:pPr>
-    </w:p>
-    <w:p>
-      <w:pPr>
-        <w:spacing w:after="0"/>
-        <w:rPr>
-          <w:lang w:val="en-GB"/>
-        </w:rPr>
-      </w:pPr>
-      <w:r>
-        <w:rPr>
-          <w:lang w:val="en-GB"/>
-        </w:rPr>
-        <w:t>16. Which of these is NOT true about kernel threads?</w:t>
-      </w:r>
-    </w:p>
-    <w:p>
-      <w:pPr>
-        <w:spacing w:after="0"/>
-        <w:rPr>
-          <w:lang w:val="en-GB"/>
-        </w:rPr>
-      </w:pPr>
-      <w:r>
-        <w:rPr>
-          <w:lang w:val="en-GB"/>
-        </w:rPr>
-        <w:t xml:space="preserve">a) They are managed by the operating system kernel.   </w:t>
-      </w:r>
-    </w:p>
-    <w:p>
-      <w:pPr>
-        <w:spacing w:after="0"/>
-        <w:rPr>
-          <w:lang w:val="en-GB"/>
-        </w:rPr>
-      </w:pPr>
-      <w:r>
-        <w:rPr>
-          <w:lang w:val="en-GB"/>
-        </w:rPr>
-        <w:t xml:space="preserve">b) They are more expensive than user-level threads for fine-grained tasks.   </w:t>
-      </w:r>
-    </w:p>
-    <w:p>
-      <w:pPr>
-        <w:spacing w:after="0"/>
-        <w:rPr>
-          <w:lang w:val="en-GB"/>
-        </w:rPr>
-      </w:pPr>
-      <w:r>
-        <w:rPr>
-          <w:lang w:val="en-GB"/>
-        </w:rPr>
-        <w:t xml:space="preserve">c) They require no context switching overhead.   </w:t>
-      </w:r>
-    </w:p>
-    <w:p>
-      <w:pPr>
-        <w:spacing w:after="0"/>
-        <w:rPr>
-          <w:lang w:val="en-GB"/>
-        </w:rPr>
-      </w:pPr>
-      <w:r>
-        <w:rPr>
-          <w:lang w:val="en-GB"/>
-        </w:rPr>
-        <w:t xml:space="preserve">d) They allow overlapping I/O and computation inside a process.   </w:t>
-      </w:r>
-    </w:p>
-    <w:p>
-      <w:pPr>
-        <w:spacing w:after="0"/>
-        <w:rPr>
-          <w:lang w:val="en-GB"/>
-        </w:rPr>
-      </w:pPr>
-      <w:r>
-        <w:rPr>
-          <w:lang w:val="en-GB"/>
-        </w:rPr>
-        <w:t>Answer:</w:t>
-      </w:r>
-    </w:p>
-    <w:p>
-      <w:pPr>
-        <w:spacing w:after="0"/>
-        <w:rPr>
-          <w:lang w:val="en-GB"/>
-        </w:rPr>
-      </w:pPr>
-    </w:p>
-    <w:p>
-      <w:pPr>
-        <w:spacing w:after="0"/>
-        <w:rPr>
-          <w:lang w:val="en-GB"/>
-        </w:rPr>
-      </w:pPr>
-      <w:r>
-        <w:rPr>
-          <w:lang w:val="en-GB"/>
-        </w:rPr>
-        <w:t>17. Why are user-level threads faster than kernel threads?</w:t>
-      </w:r>
-    </w:p>
-    <w:p>
-      <w:pPr>
-        <w:spacing w:after="0"/>
-        <w:rPr>
-          <w:lang w:val="en-GB"/>
-        </w:rPr>
-      </w:pPr>
-      <w:r>
-        <w:rPr>
-          <w:lang w:val="en-GB"/>
-        </w:rPr>
-        <w:t xml:space="preserve">a) They bypass kernel involvement for common operations like creation and synchronization.   </w:t>
-      </w:r>
-    </w:p>
-    <w:p>
-      <w:pPr>
-        <w:spacing w:after="0"/>
-        <w:rPr>
-          <w:lang w:val="en-GB"/>
-        </w:rPr>
-      </w:pPr>
-      <w:r>
-        <w:rPr>
-          <w:lang w:val="en-GB"/>
-        </w:rPr>
-        <w:t xml:space="preserve">b) They have dedicated CPU cores assigned to them directly by hardware.   </w:t>
-      </w:r>
-    </w:p>
-    <w:p>
-      <w:pPr>
-        <w:spacing w:after="0"/>
-        <w:rPr>
-          <w:lang w:val="en-GB"/>
-        </w:rPr>
-      </w:pPr>
-      <w:r>
-        <w:rPr>
-          <w:lang w:val="en-GB"/>
-        </w:rPr>
-        <w:t xml:space="preserve">c) They do not require stack memory allocation during creation.   </w:t>
-      </w:r>
-    </w:p>
-    <w:p>
-      <w:pPr>
-        <w:spacing w:after="0"/>
-        <w:rPr>
-          <w:lang w:val="en-GB"/>
-        </w:rPr>
-      </w:pPr>
-      <w:r>
-        <w:rPr>
-          <w:lang w:val="en-GB"/>
-        </w:rPr>
-        <w:t xml:space="preserve">d) They avoid all forms of context switching overheads entirely.   </w:t>
-      </w:r>
-    </w:p>
-    <w:p>
-      <w:pPr>
-        <w:spacing w:after="0"/>
-        <w:rPr>
-          <w:lang w:val="en-GB"/>
-        </w:rPr>
-      </w:pPr>
-      <w:r>
-        <w:rPr>
-          <w:lang w:val="en-GB"/>
-        </w:rPr>
-        <w:t>Answer:</w:t>
-      </w:r>
-    </w:p>
-    <w:p>
-      <w:pPr>
-        <w:spacing w:after="0"/>
-        <w:rPr>
-          <w:lang w:val="en-GB"/>
-        </w:rPr>
-      </w:pPr>
-    </w:p>
-    <w:p>
-      <w:pPr>
-        <w:spacing w:after="0"/>
-        <w:rPr>
-          <w:lang w:val="en-GB"/>
-        </w:rPr>
-      </w:pPr>
-      <w:r>
-        <w:rPr>
-          <w:lang w:val="en-GB"/>
-        </w:rPr>
         <w:t>18. What does the term "process tree" refer to?</w:t>
       </w:r>
     </w:p>
@@ -1984,7 +1643,6 @@
         <w:rPr>
           <w:lang w:val="en-GB"/>
         </w:rPr>
-        <w:lastRenderedPageBreak/>
         <w:t xml:space="preserve">a) A hierarchical representation of all running threads within an OS   </w:t>
       </w:r>
     </w:p>
@@ -2945,7 +2603,7 @@
         <w:kern w:val="2"/>
         <w:sz w:val="24"/>
         <w:szCs w:val="24"/>
-        <w:lang w:val="en-SE" w:eastAsia="zh-CN" w:bidi="ar-SA"/>
+        <w:lang w:eastAsia="zh-CN" w:bidi="ar-SA"/>
         <w14:ligatures w14:val="standardContextual"/>
       </w:rPr>
     </w:rPrDefault>
